--- a/Progres-Fatimah/Jurnal Submit/submit/IJP/02. META ANALISIS_MATERNAL TOXOPLASMA GONDII INFECTION_OK.docx
+++ b/Progres-Fatimah/Jurnal Submit/submit/IJP/02. META ANALISIS_MATERNAL TOXOPLASMA GONDII INFECTION_OK.docx
@@ -75,7 +75,7 @@
           <w:b/>
           <w:bCs/>
         </w:rPr>
-        <w:t>A META-ANALYSIS</w:t>
+        <w:t>SYSTEMATIC LITERATRE REVIEW</w:t>
       </w:r>
     </w:p>
     <w:p>
@@ -1938,16 +1938,7 @@
           <w14:ligatures w14:val="none"/>
         </w:rPr>
         <w:lastRenderedPageBreak/>
-        <w:t>the PRISMA flow, including identification, screening based on titles and abstracts, and full-text eligibility assessment. A total of 30 studies met the inclusion criteria, consisting of 15 primary studies included in the quantitative synthesis and 15 additional studies used as supporting references. The study selection process is illustrated in the PRISMA flow diagram</w:t>
-      </w:r>
-      <w:r>
-        <w:rPr>
-          <w:rFonts w:ascii="Times New Roman" w:eastAsia="Times New Roman" w:hAnsi="Times New Roman" w:cs="Times New Roman"/>
-          <w:kern w:val="0"/>
-          <w:lang w:eastAsia="en-ID"/>
-          <w14:ligatures w14:val="none"/>
-        </w:rPr>
-        <w:t xml:space="preserve"> </w:t>
+        <w:t xml:space="preserve">the PRISMA flow, including identification, screening based on titles and abstracts, and full-text eligibility assessment. A total of 30 studies met the inclusion criteria, consisting of 15 primary studies included in the quantitative synthesis and 15 additional studies used as supporting references. The study selection process is illustrated in the PRISMA flow diagram </w:t>
       </w:r>
       <w:r>
         <w:rPr>
@@ -2928,13 +2919,7 @@
         <w:rPr>
           <w:rFonts w:ascii="Times New Roman" w:hAnsi="Times New Roman" w:cs="Times New Roman"/>
         </w:rPr>
-        <w:t xml:space="preserve"> (Figure 4.1</w:t>
-      </w:r>
-      <w:r>
-        <w:rPr>
-          <w:rFonts w:ascii="Times New Roman" w:hAnsi="Times New Roman" w:cs="Times New Roman"/>
-        </w:rPr>
-        <w:t>)</w:t>
+        <w:t xml:space="preserve"> (Figure 4.1)</w:t>
       </w:r>
       <w:r>
         <w:rPr>
@@ -5634,13 +5619,7 @@
         <w:rPr>
           <w:rFonts w:ascii="Times New Roman" w:hAnsi="Times New Roman" w:cs="Times New Roman"/>
         </w:rPr>
-        <w:t>To further ensure the reliability of the included evidence, the methodological quality of the studies was assessed using the Newcastle-Ottawa Scale (NOS)</w:t>
-      </w:r>
-      <w:r>
-        <w:rPr>
-          <w:rFonts w:ascii="Times New Roman" w:hAnsi="Times New Roman" w:cs="Times New Roman"/>
-        </w:rPr>
-        <w:t>.</w:t>
+        <w:t>To further ensure the reliability of the included evidence, the methodological quality of the studies was assessed using the Newcastle-Ottawa Scale (NOS).</w:t>
       </w:r>
     </w:p>
     <w:p>
@@ -7406,25 +7385,7 @@
               <w:bCs/>
               <w:color w:val="000000"/>
             </w:rPr>
-            <w:t xml:space="preserve">, E. L., Sime, P. S., &amp; </w:t>
-          </w:r>
-          <w:proofErr w:type="spellStart"/>
-          <w:r>
-            <w:rPr>
-              <w:rFonts w:ascii="Times New Roman" w:eastAsia="Times New Roman" w:hAnsi="Times New Roman" w:cs="Times New Roman"/>
-              <w:bCs/>
-              <w:color w:val="000000"/>
-            </w:rPr>
-            <w:t>Nansseu</w:t>
-          </w:r>
-          <w:proofErr w:type="spellEnd"/>
-          <w:r>
-            <w:rPr>
-              <w:rFonts w:ascii="Times New Roman" w:eastAsia="Times New Roman" w:hAnsi="Times New Roman" w:cs="Times New Roman"/>
-              <w:bCs/>
-              <w:color w:val="000000"/>
-            </w:rPr>
-            <w:t xml:space="preserve">, J. R. (2020). Global, regional, and country seroprevalence of Toxoplasma gondii in pregnant women: a systematic review, modelling and meta-analysis. </w:t>
+            <w:t xml:space="preserve">, E. L., Sime, P. S., &amp; Nansseu, J. R. (2020). Global, regional, and country seroprevalence of Toxoplasma gondii in pregnant women: a systematic review, modelling and meta-analysis. </w:t>
           </w:r>
           <w:r>
             <w:rPr>
@@ -7666,25 +7627,7 @@
               <w:bCs/>
               <w:color w:val="000000"/>
             </w:rPr>
-            <w:t xml:space="preserve">Dasa, T. T., Geta, T. G., </w:t>
-          </w:r>
-          <w:proofErr w:type="spellStart"/>
-          <w:r>
-            <w:rPr>
-              <w:rFonts w:ascii="Times New Roman" w:eastAsia="Times New Roman" w:hAnsi="Times New Roman" w:cs="Times New Roman"/>
-              <w:bCs/>
-              <w:color w:val="000000"/>
-            </w:rPr>
-            <w:t>Yalew</w:t>
-          </w:r>
-          <w:proofErr w:type="spellEnd"/>
-          <w:r>
-            <w:rPr>
-              <w:rFonts w:ascii="Times New Roman" w:eastAsia="Times New Roman" w:hAnsi="Times New Roman" w:cs="Times New Roman"/>
-              <w:bCs/>
-              <w:color w:val="000000"/>
-            </w:rPr>
-            <w:t xml:space="preserve">, A. Z., Abebe, R. M., &amp; Kele, H. U. (2021). Toxoplasmosis infection among pregnant women in Africa: A systematic review and meta-analysis. </w:t>
+            <w:t xml:space="preserve">Dasa, T. T., Geta, T. G., Yalew, A. Z., Abebe, R. M., &amp; Kele, H. U. (2021). Toxoplasmosis infection among pregnant women in Africa: A systematic review and meta-analysis. </w:t>
           </w:r>
           <w:proofErr w:type="spellStart"/>
           <w:r>
@@ -8121,23 +8064,13 @@
               <w:color w:val="000000"/>
             </w:rPr>
           </w:pPr>
-          <w:proofErr w:type="spellStart"/>
-          <w:r>
-            <w:rPr>
-              <w:rFonts w:ascii="Times New Roman" w:eastAsia="Times New Roman" w:hAnsi="Times New Roman" w:cs="Times New Roman"/>
-              <w:bCs/>
-              <w:color w:val="000000"/>
-            </w:rPr>
-            <w:t>Jonduo</w:t>
-          </w:r>
-          <w:proofErr w:type="spellEnd"/>
-          <w:r>
-            <w:rPr>
-              <w:rFonts w:ascii="Times New Roman" w:eastAsia="Times New Roman" w:hAnsi="Times New Roman" w:cs="Times New Roman"/>
-              <w:bCs/>
-              <w:color w:val="000000"/>
-            </w:rPr>
-            <w:t xml:space="preserve">, M. E., Vallely, L. M., Wand, H., Sweeney, E. L., Egli-Gany, D., Kaldor, J., Vallely, A. J., &amp; Low, N. (2022). Adverse pregnancy and birth outcomes associated with </w:t>
+          <w:r>
+            <w:rPr>
+              <w:rFonts w:ascii="Times New Roman" w:eastAsia="Times New Roman" w:hAnsi="Times New Roman" w:cs="Times New Roman"/>
+              <w:bCs/>
+              <w:color w:val="000000"/>
+            </w:rPr>
+            <w:t xml:space="preserve">Jonduo, M. E., Vallely, L. M., Wand, H., Sweeney, E. L., Egli-Gany, D., Kaldor, J., Vallely, A. J., &amp; Low, N. (2022). Adverse pregnancy and birth outcomes associated with </w:t>
           </w:r>
           <w:r>
             <w:rPr>
@@ -8405,25 +8338,7 @@
               <w:bCs/>
               <w:color w:val="000000"/>
             </w:rPr>
-            <w:t xml:space="preserve">, F., </w:t>
-          </w:r>
-          <w:proofErr w:type="spellStart"/>
-          <w:r>
-            <w:rPr>
-              <w:rFonts w:ascii="Times New Roman" w:eastAsia="Times New Roman" w:hAnsi="Times New Roman" w:cs="Times New Roman"/>
-              <w:bCs/>
-              <w:color w:val="000000"/>
-            </w:rPr>
-            <w:t>Dalimi</w:t>
-          </w:r>
-          <w:proofErr w:type="spellEnd"/>
-          <w:r>
-            <w:rPr>
-              <w:rFonts w:ascii="Times New Roman" w:eastAsia="Times New Roman" w:hAnsi="Times New Roman" w:cs="Times New Roman"/>
-              <w:bCs/>
-              <w:color w:val="000000"/>
-            </w:rPr>
-            <w:t xml:space="preserve">, A., Davoodian, P., &amp; Abdoli, A. (2019). Prevalence and Risk Factors of Toxoplasma gondii Infection among Pregnant </w:t>
+            <w:t xml:space="preserve">, F., Dalimi, A., Davoodian, P., &amp; Abdoli, A. (2019). Prevalence and Risk Factors of Toxoplasma gondii Infection among Pregnant </w:t>
           </w:r>
           <w:r>
             <w:rPr>
@@ -8432,25 +8347,7 @@
               <w:color w:val="000000"/>
             </w:rPr>
             <w:lastRenderedPageBreak/>
-            <w:t xml:space="preserve">Women in </w:t>
-          </w:r>
-          <w:proofErr w:type="spellStart"/>
-          <w:r>
-            <w:rPr>
-              <w:rFonts w:ascii="Times New Roman" w:eastAsia="Times New Roman" w:hAnsi="Times New Roman" w:cs="Times New Roman"/>
-              <w:bCs/>
-              <w:color w:val="000000"/>
-            </w:rPr>
-            <w:t>Hormozgan</w:t>
-          </w:r>
-          <w:proofErr w:type="spellEnd"/>
-          <w:r>
-            <w:rPr>
-              <w:rFonts w:ascii="Times New Roman" w:eastAsia="Times New Roman" w:hAnsi="Times New Roman" w:cs="Times New Roman"/>
-              <w:bCs/>
-              <w:color w:val="000000"/>
-            </w:rPr>
-            <w:t xml:space="preserve"> Province, South of Iran. </w:t>
+            <w:t xml:space="preserve">Women in Hormozgan Province, South of Iran. </w:t>
           </w:r>
           <w:r>
             <w:rPr>
@@ -9834,25 +9731,7 @@
               <w:bCs/>
               <w:color w:val="000000"/>
             </w:rPr>
-            <w:t xml:space="preserve">, A. A., </w:t>
-          </w:r>
-          <w:proofErr w:type="spellStart"/>
-          <w:r>
-            <w:rPr>
-              <w:rFonts w:ascii="Times New Roman" w:eastAsia="Times New Roman" w:hAnsi="Times New Roman" w:cs="Times New Roman"/>
-              <w:bCs/>
-              <w:color w:val="000000"/>
-            </w:rPr>
-            <w:t>Uzairue</w:t>
-          </w:r>
-          <w:proofErr w:type="spellEnd"/>
-          <w:r>
-            <w:rPr>
-              <w:rFonts w:ascii="Times New Roman" w:eastAsia="Times New Roman" w:hAnsi="Times New Roman" w:cs="Times New Roman"/>
-              <w:bCs/>
-              <w:color w:val="000000"/>
-            </w:rPr>
-            <w:t xml:space="preserve">, L. I., Alfaraj, A. H., Halwani, M. A., </w:t>
+            <w:t xml:space="preserve">, A. A., Uzairue, L. I., Alfaraj, A. H., Halwani, M. A., </w:t>
           </w:r>
           <w:proofErr w:type="spellStart"/>
           <w:r>
@@ -11982,6 +11861,7 @@
   <w:style w:type="character" w:default="1" w:styleId="DefaultParagraphFont">
     <w:name w:val="Default Paragraph Font"/>
     <w:uiPriority w:val="1"/>
+    <w:semiHidden/>
     <w:unhideWhenUsed/>
   </w:style>
   <w:style w:type="table" w:default="1" w:styleId="TableNormal">
@@ -12453,7 +12333,7 @@
     <w:charset w:val="00"/>
     <w:family w:val="swiss"/>
     <w:pitch w:val="variable"/>
-    <w:sig w:usb0="E4002EFF" w:usb1="C000247B" w:usb2="00000009" w:usb3="00000000" w:csb0="000001FF" w:csb1="00000000"/>
+    <w:sig w:usb0="E4002EFF" w:usb1="C200247B" w:usb2="00000009" w:usb3="00000000" w:csb0="000001FF" w:csb1="00000000"/>
   </w:font>
   <w:font w:name="Courier New">
     <w:panose1 w:val="02070309020205020404"/>
@@ -12481,7 +12361,7 @@
     <w:charset w:val="00"/>
     <w:family w:val="swiss"/>
     <w:pitch w:val="variable"/>
-    <w:sig w:usb0="E4002EFF" w:usb1="C000247B" w:usb2="00000009" w:usb3="00000000" w:csb0="000001FF" w:csb1="00000000"/>
+    <w:sig w:usb0="E4002EFF" w:usb1="C200247B" w:usb2="00000009" w:usb3="00000000" w:csb0="000001FF" w:csb1="00000000"/>
   </w:font>
 </w:fonts>
 </file>
@@ -12504,7 +12384,10 @@
     <w:rsidRoot w:val="00BC5AFE"/>
     <w:rsid w:val="003117CF"/>
     <w:rsid w:val="00482AD8"/>
+    <w:rsid w:val="005F6395"/>
     <w:rsid w:val="00BC5AFE"/>
+    <w:rsid w:val="00C854A3"/>
+    <w:rsid w:val="00D8627B"/>
   </w:rsids>
   <m:mathPr>
     <m:mathFont m:val="Cambria Math"/>
